--- a/full_sample_output.docx
+++ b/full_sample_output.docx
@@ -121,7 +121,7 @@
     </w:p>
     <w:p>
       <w:pPr>
-        <w:pStyle w:val="Sub-bullet2CVHP"/>
+        <w:pStyle w:val="Sub-headerCVHP"/>
       </w:pPr>
       <w:r>
         <w:t>Document API endpoints and data formats</w:t>
@@ -129,7 +129,7 @@
     </w:p>
     <w:p>
       <w:pPr>
-        <w:pStyle w:val="Sub-bullet2CVHP"/>
+        <w:pStyle w:val="Sub-headerCVHP"/>
       </w:pPr>
       <w:r>
         <w:t>Evaluate security and compliance requirements</w:t>
